--- a/assets/Caitlin_Britten_Resume.docx
+++ b/assets/Caitlin_Britten_Resume.docx
@@ -29,7 +29,7 @@
           <w:sz w:val="18"/>
           <w:szCs w:val="18"/>
         </w:rPr>
-        <w:t xml:space="preserve">Peabody, MA | (978) 979-6500 | cbrittenb@gmail.com | Remote-ready home office</w:t>
+        <w:t xml:space="preserve">Peabody, MA | (978) 979-6500 | cbrittenb@gmail.com | Dedicated home office and high-speed internet</w:t>
       </w:r>
     </w:p>
     <w:p>
